--- a/docs/bid/package/docx/04_RISK_REGISTER.docx
+++ b/docs/bid/package/docx/04_RISK_REGISTER.docx
@@ -18,27 +18,25 @@
         <w:t>Status: DRAFT_FOR_OWNER_REVIEW.</w:t>
       </w:r>
       <w:r>
-        <w:t xml:space="preserve"> Technical source: bid freeze commit </w:t>
+        <w:t xml:space="preserve"> Technical source: commit </w:t>
       </w:r>
       <w:r>
         <w:rPr>
           <w:rFonts w:ascii="Consolas" w:hAnsi="Consolas"/>
         </w:rPr>
-        <w:t>bbc480c</w:t>
+        <w:t>b0937e8</w:t>
       </w:r>
-    </w:p>
-    <w:p>
       <w:r>
-        <w:t>(</w:t>
+        <w:t xml:space="preserve"> (</w:t>
       </w:r>
       <w:r>
         <w:rPr>
           <w:rFonts w:ascii="Consolas" w:hAnsi="Consolas"/>
         </w:rPr>
-        <w:t>bbc480cd6aacaa40c39eb459a056b942fe996b32</w:t>
+        <w:t>b0937e88b4ad21cb31c5778aac4b3dca88fdd94a</w:t>
       </w:r>
       <w:r>
-        <w:t>); every cited path is a file at that commit, except the freeze record</w:t>
+        <w:t>, pinned by</w:t>
       </w:r>
     </w:p>
     <w:p>
@@ -46,20 +44,25 @@
         <w:rPr>
           <w:rFonts w:ascii="Consolas" w:hAnsi="Consolas"/>
         </w:rPr>
-        <w:t>docs/bid/bid_technical_baseline.json</w:t>
+        <w:t>docs/bid/bid_technical_baseline_v2.json</w:t>
       </w:r>
       <w:r>
-        <w:t xml:space="preserve"> (post-freeze, quoted for its caveat). Likelihood / impact ratings are left to the</w:t>
+        <w:t>); every cited path is a file at that commit. Likelihood / impact ratings are</w:t>
       </w:r>
     </w:p>
     <w:p>
       <w:r>
-        <w:t>owner (OWNER_INPUT_REQUIRED): the repository holds no risk scoring, and this package does not invent one. Every</w:t>
+        <w:t>left to the owner (OWNER_INPUT_REQUIRED): the repository holds no risk scoring, and this package does not invent one.</w:t>
       </w:r>
     </w:p>
     <w:p>
       <w:r>
-        <w:t>mitigation listed already exists in the repository as a plan, framework or rule; none is a demonstrated result.</w:t>
+        <w:t>Every mitigation listed already exists in the repository as a plan, framework, rule or owner decision; none is a</w:t>
+      </w:r>
+    </w:p>
+    <w:p>
+      <w:r>
+        <w:t>demonstrated result.</w:t>
       </w:r>
     </w:p>
     <w:tbl>
@@ -112,7 +115,7 @@
               <w:rPr>
                 <w:b/>
               </w:rPr>
-              <w:t>current state at bbc480c (verbatim statuses)</w:t>
+              <w:t>current state at b0937e8 (verbatim statuses)</w:t>
             </w:r>
           </w:p>
         </w:tc>
@@ -305,7 +308,16 @@
           </w:tcPr>
           <w:p>
             <w:r>
-              <w:t>abep-n2n-0.11 COMPLETE_FOR_P5_N2_VALIDATION (domain-limited); v2 Question A disposition A-NO (domain stays at 45 eV mean energy); O / O2 v0 DRAFT_FOR_OWNER_REVIEW, unused</w:t>
+              <w:t xml:space="preserve">abep-n2n-0.11 COMPLETE_FOR_P5_N2_VALIDATION (domain-limited); v2 Question A disposition A-NO (domain stays at 45 eV mean energy); O / O2 v0 DRAFT_FOR_OWNER_REVIEW, unused; the network-dependent O-table builder </w:t>
+            </w:r>
+            <w:r>
+              <w:rPr>
+                <w:rFonts w:ascii="Consolas" w:hAnsi="Consolas"/>
+              </w:rPr>
+              <w:t>docs/chemistry/o_o2/v0/build_tables_nist107_o.py</w:t>
+            </w:r>
+            <w:r>
+              <w:t xml:space="preserve"> is NOT_RERUN_NETWORK_UNAVAILABLE / UNAFFECTED_BY_FREEZE_CHANGES</w:t>
             </w:r>
           </w:p>
         </w:tc>
@@ -393,6 +405,24 @@
               </w:rPr>
               <w:t>docs/chemistry/o_o2/v0/channel_status_v0.json</w:t>
             </w:r>
+            <w:r>
+              <w:t xml:space="preserve">; </w:t>
+            </w:r>
+            <w:r>
+              <w:rPr>
+                <w:rFonts w:ascii="Consolas" w:hAnsi="Consolas"/>
+              </w:rPr>
+              <w:t>docs/decisions/OD_2026_10_04_A9_25_pre_bid_owner_decisions.json</w:t>
+            </w:r>
+            <w:r>
+              <w:t xml:space="preserve"> </w:t>
+            </w:r>
+            <w:r>
+              <w:rPr>
+                <w:rFonts w:ascii="Consolas" w:hAnsi="Consolas"/>
+              </w:rPr>
+              <w:t>#/owner_decision_summary/network_builder</w:t>
+            </w:r>
           </w:p>
         </w:tc>
         <w:tc>
@@ -439,7 +469,7 @@
           </w:tcPr>
           <w:p>
             <w:r>
-              <w:t>F7 nominal all-state delivered-flow frontier 0.0983 mg/s; 0 Pareto members reach 0.38 mg/s at every state (model-derived, PARAMETRIC_SENSITIVITY); F8: 8 robust Pareto members at P_set 0.01 Pa on five design states; full-system ranking REFUSED_INCOMPLETE</w:t>
+              <w:t>robust upstream set EMPTY_ROBUST_SET_NOT_EVALUATED (0 members) under the frozen 196-state design-state set atmosphere_msis21_orbit_v1_design_states_v2 (F9-DF-01 EMPTY_ROBUST_SET_NOT_EVALUATED); F7 nominal all-state delivered-flow frontier 0.01296 mg/s; 0 Pareto members reach 0.38 mg/s at every state (model-derived, PARAMETRIC_SENSITIVITY); a design finding, not a requirement failure</w:t>
             </w:r>
           </w:p>
         </w:tc>
@@ -449,7 +479,7 @@
           </w:tcPr>
           <w:p>
             <w:r>
-              <w:t>statewise feed requirement from the measured thrust / feed map (AG-12) instead of a fixed flow gate; closing tests on the turbo-row coefficients (compressor down-select T-1 / T-2, the largest elasticity in F8-05); versioned design-state set (OD3)</w:t>
+              <w:t>statewise feed requirement from the measured thrust / feed map (AG-12) instead of a fixed flow gate; owner flow-gap order 1 PERFORMANCE_DERIVED_H1_FEED_REQUIREMENT; 2 CAPTURE_COLLECTION; 3 COMPRESSOR_DOMAIN_PUMPING_FEED_EFFICIENCY; 4 SCHEDULED_SETPOINT; closing tests on the turbo-row coefficients (compressor down-select T-1 / T-2); no requirement relaxation (A9.13 S6.13 / OQ-F4-04)</w:t>
             </w:r>
           </w:p>
         </w:tc>
@@ -458,6 +488,33 @@
             <w:tcW w:type="dxa" w:w="1440"/>
           </w:tcPr>
           <w:p>
+            <w:r>
+              <w:rPr>
+                <w:rFonts w:ascii="Consolas" w:hAnsi="Consolas"/>
+              </w:rPr>
+              <w:t>docs/architecture/freeze_candidate/architecture_freeze_candidate_v1.json</w:t>
+            </w:r>
+            <w:r>
+              <w:t xml:space="preserve"> </w:t>
+            </w:r>
+            <w:r>
+              <w:rPr>
+                <w:rFonts w:ascii="Consolas" w:hAnsi="Consolas"/>
+              </w:rPr>
+              <w:t>#/design_findings_for_owner[id=F9-DF-01]</w:t>
+            </w:r>
+            <w:r>
+              <w:t xml:space="preserve">, </w:t>
+            </w:r>
+            <w:r>
+              <w:rPr>
+                <w:rFonts w:ascii="Consolas" w:hAnsi="Consolas"/>
+              </w:rPr>
+              <w:t>#/upstream_pareto/robust_set</w:t>
+            </w:r>
+            <w:r>
+              <w:t xml:space="preserve">; </w:t>
+            </w:r>
             <w:r>
               <w:rPr>
                 <w:rFonts w:ascii="Consolas" w:hAnsi="Consolas"/>
@@ -481,15 +538,6 @@
                 <w:rFonts w:ascii="Consolas" w:hAnsi="Consolas"/>
               </w:rPr>
               <w:t>[id=F8-01]</w:t>
-            </w:r>
-            <w:r>
-              <w:t xml:space="preserve">, </w:t>
-            </w:r>
-            <w:r>
-              <w:rPr>
-                <w:rFonts w:ascii="Consolas" w:hAnsi="Consolas"/>
-              </w:rPr>
-              <w:t>[id=F8-05]</w:t>
             </w:r>
             <w:r>
               <w:t xml:space="preserve">; </w:t>
@@ -643,7 +691,7 @@
               <w:t>Atomic oxygen</w:t>
             </w:r>
             <w:r>
-              <w:t xml:space="preserve"> (intake, compressor, thruster, anode, ICP collector).</w:t>
+              <w:t xml:space="preserve"> (intake, compressor, thruster, anode, ICP plasma-facing surfaces, collector / bias electrode, gas path).</w:t>
             </w:r>
           </w:p>
         </w:tc>
@@ -653,7 +701,7 @@
           </w:tcPr>
           <w:p>
             <w:r>
-              <w:t>RVM-16 INCOMPLETE_EVIDENCE: 44 application x candidate screens all INCOMPLETE_EVIDENCE; no AO / oxidation / sputter evidence on any candidate</w:t>
+              <w:t>RVM-16 INCOMPLETE_EVIDENCE: 44 application x candidate screens all INCOMPLETE_EVIDENCE; no AO / oxidation / sputter evidence on any candidate; current-architecture reading OWNER_CONFIRMED_CURRENT_ARCHITECTURE_READING (no flight keeper; graphite not the current flight baseline for O / AO-exposed plasma-facing or electron-source surfaces until coupon evidence)</w:t>
             </w:r>
           </w:p>
         </w:tc>
@@ -751,7 +799,7 @@
           </w:tcPr>
           <w:p>
             <w:r>
-              <w:t>ICP_COUPLED_THERMAL UNRESOLVED; ANODE_THERMAL_CLOSURE UNRESOLVED; 0 heat terms evaluated on evidenced inputs; never reported as a thermal pass</w:t>
+              <w:t>ICP_COUPLED_THERMAL UNRESOLVED; ANODE_THERMAL_CLOSURE UNRESOLVED; 0 heat terms evaluated on evidenced inputs; the inherited P3 cathode node is NOT_USABLE_FOR_FLIGHT_THERMAL_CLOSURE (AFI-03); never reported as a thermal pass</w:t>
             </w:r>
           </w:p>
         </w:tc>
@@ -761,7 +809,7 @@
           </w:tcPr>
           <w:p>
             <w:r>
-              <w:t>P3 coupled-thermal framework (Q_Hall-&gt;ICP, Q_collector, Q_RF/match, Q_plume, view factors) fed by P1 / P2 / coupled-run data; thermal-vacuum test with measured sink temperature; anode heat-removal redesign (A9.2 investigation list)</w:t>
+              <w:t>P3 coupled-thermal framework (Q_Hall-&gt;ICP, Q_collector, Q_RF/match, Q_plume, view factors) fed by P1 / P2 / coupled-run data; successor cathodeless thermal model (post-bid); thermal-vacuum test with measured sink temperature; anode heat-removal redesign (A9.2 investigation list)</w:t>
             </w:r>
           </w:p>
         </w:tc>
@@ -793,6 +841,24 @@
                 <w:rFonts w:ascii="Consolas" w:hAnsi="Consolas"/>
               </w:rPr>
               <w:t>#/rows[id=RVM-17]</w:t>
+            </w:r>
+            <w:r>
+              <w:t xml:space="preserve">; </w:t>
+            </w:r>
+            <w:r>
+              <w:rPr>
+                <w:rFonts w:ascii="Consolas" w:hAnsi="Consolas"/>
+              </w:rPr>
+              <w:t>docs/decisions/OD_2026_10_04_A9_25_pre_bid_owner_decisions.json</w:t>
+            </w:r>
+            <w:r>
+              <w:t xml:space="preserve"> </w:t>
+            </w:r>
+            <w:r>
+              <w:rPr>
+                <w:rFonts w:ascii="Consolas" w:hAnsi="Consolas"/>
+              </w:rPr>
+              <w:t>#/owner_decision_summary/AFI-03</w:t>
             </w:r>
             <w:r>
               <w:t xml:space="preserve">; </w:t>
@@ -839,7 +905,10 @@
               <w:rPr>
                 <w:b/>
               </w:rPr>
-              <w:t>Mass &gt; 40 kg (wet).</w:t>
+              <w:t>Mass closure (&lt; 40 kg wet) not yet achieved.</w:t>
+            </w:r>
+            <w:r>
+              <w:t xml:space="preserve"> The current provisional planning / evidence roll-up does not yet close the requirement.</w:t>
             </w:r>
           </w:p>
         </w:tc>
@@ -849,7 +918,7 @@
           </w:tcPr>
           <w:p>
             <w:r>
-              <w:t>MEV planning roll-up dry known 40.75 kg; wet 42.75 / 45.75 / 50.75 kg at 2 / 5 / 10 kg Xe: DOES_NOT_CLOSE (not CBEs); AG-11 INCOMPLETE_EVIDENCE</w:t>
+              <w:t>MASS INCOMPLETE_EVIDENCE / NOT_YET_CLOSED; current provisional planning / evidence roll-up (mass_power_a9_v4): dry 40.57 kg after a 20 % system margin; wet 42.57 / 45.57 / 50.57 kg at the 2 / 5 / 10 kg Xe planning / sensitivity cases (DOES_NOT_CLOSE in all 3 cases vs &lt; 40 kg); AL-09 has no value in this record and is excluded from the known part; no CBE, no measured mass; AG-11 INCOMPLETE_EVIDENCE (no CBE; AL-04 / AL-07 / AL-08 below evidence floors); flight Xe load NOT FROZEN</w:t>
             </w:r>
           </w:p>
         </w:tc>
@@ -859,7 +928,7 @@
           </w:tcPr>
           <w:p>
             <w:r>
-              <w:t>MQ-10: closure by redesign, integration or lighter qualified parts (margin reading not relaxed); CBE roll-up per BoM line; AL-08 re-base after quotations (may remove about 0.285 kg of C1 branch hardware); DISC-02 wet / dry clarification with DRDO</w:t>
+              <w:t>proposal design target nominal dry &lt;= 34.0 kg with a 10 % system margin and the 2 kg Xe planning reference -&gt; 39.4 kg wet (DESIGN TARGET, not evidence); mass-closure actions: AL-07 current cathodeless PPU CBE / requote; AL-08 quote / design rebase; AL-04 completed Hall-head CBE; AL-09 design-derived CBE; actual routed harness; subsystem integration / structural optimization; requirement not relaxed and no line reduced to force closure (MQ-10; A9.26); DISC-02 wet / dry clarification with DRDO</w:t>
             </w:r>
           </w:p>
         </w:tc>
@@ -872,7 +941,7 @@
               <w:rPr>
                 <w:rFonts w:ascii="Consolas" w:hAnsi="Consolas"/>
               </w:rPr>
-              <w:t>docs/budgets/mass_power_a9_v3/mass_power_a9_v3.json</w:t>
+              <w:t>docs/budgets/mass_power_a9_v4/mass_power_a9_v4.json</w:t>
             </w:r>
             <w:r>
               <w:t xml:space="preserve"> </w:t>
@@ -881,7 +950,7 @@
               <w:rPr>
                 <w:rFonts w:ascii="Consolas" w:hAnsi="Consolas"/>
               </w:rPr>
-              <w:t>#/flight_rollup_vs_40kg</w:t>
+              <w:t>#/rollups[configuration=hall_icp_neutralizer]</w:t>
             </w:r>
             <w:r>
               <w:t xml:space="preserve">; </w:t>
@@ -890,7 +959,7 @@
               <w:rPr>
                 <w:rFonts w:ascii="Consolas" w:hAnsi="Consolas"/>
               </w:rPr>
-              <w:t>docs/decisions/OD_2026_10_02_A9_21_open_items_and_hardware_programme_owner_decisions.json</w:t>
+              <w:t>docs/architecture/freeze_candidate/architecture_freeze_candidate_v1.json</w:t>
             </w:r>
             <w:r>
               <w:t xml:space="preserve"> </w:t>
@@ -899,7 +968,28 @@
               <w:rPr>
                 <w:rFonts w:ascii="Consolas" w:hAnsi="Consolas"/>
               </w:rPr>
-              <w:t>#/decisions/AL08</w:t>
+              <w:t>#/architecture_gates[id=AG-11]</w:t>
+            </w:r>
+            <w:r>
+              <w:t xml:space="preserve">; </w:t>
+            </w:r>
+            <w:r>
+              <w:rPr>
+                <w:rFonts w:ascii="Consolas" w:hAnsi="Consolas"/>
+              </w:rPr>
+              <w:t>docs/decisions/OD_2026_10_04_A9_25_pre_bid_owner_decisions.json</w:t>
+            </w:r>
+            <w:r>
+              <w:t xml:space="preserve"> </w:t>
+            </w:r>
+            <w:r>
+              <w:rPr>
+                <w:rFonts w:ascii="Consolas" w:hAnsi="Consolas"/>
+              </w:rPr>
+              <w:t>#/owner_decision_summary/bid_mass_wording</w:t>
+            </w:r>
+            <w:r>
+              <w:t>; A9.26 record: post-source governing decision, not contained in the technical source - see README, 'Technical source'</w:t>
             </w:r>
           </w:p>
         </w:tc>
@@ -1014,7 +1104,7 @@
               <w:t>Single RF-ICP electron source, no hollow-cathode fallback in flight</w:t>
             </w:r>
             <w:r>
-              <w:t xml:space="preserve"> (A9.19). Insufficient electron current, RF power per ampere or ignition would leave no flight alternative.</w:t>
+              <w:t xml:space="preserve"> (A9.19; C1 GROUND_REFERENCE_ONLY). Insufficient electron current, RF power per ampere or ignition would leave no flight alternative.</w:t>
             </w:r>
           </w:p>
         </w:tc>
@@ -1034,7 +1124,7 @@
           </w:tcPr>
           <w:p>
             <w:r>
-              <w:t>mandatory fail-closed GNG-ICP-01 before LOCK-1; C1 ground reference as bench control (C1-vs-ICP on matched modules); ICP-45A -&gt; ICP-45N -&gt; ICP-XE-MODE campaigns; P2 impedance map</w:t>
+              <w:t>mandatory fail-closed GNG-ICP-01 before LOCK-1; C1 ground reference as bench control only (C1-vs-ICP on matched modules); ICP-45A -&gt; ICP-45N -&gt; ICP-XE-MODE campaigns; P2 impedance map</w:t>
             </w:r>
           </w:p>
         </w:tc>
@@ -1128,7 +1218,7 @@
           </w:tcPr>
           <w:p>
             <w:r>
-              <w:t>ledger PARTIAL_BOUNDARY; 22 loads TBD; P_bus,1ms,max NOT_EVALUABLE in all 7 steps</w:t>
+              <w:t>ledger PARTIAL_BOUNDARY; 22 loads TBD; P_bus,1ms,max NOT_EVALUABLE in all 7 steps; AG-10 PARTIAL_BOUNDARY</w:t>
             </w:r>
           </w:p>
         </w:tc>
@@ -1151,7 +1241,7 @@
               <w:rPr>
                 <w:rFonts w:ascii="Consolas" w:hAnsi="Consolas"/>
               </w:rPr>
-              <w:t>docs/architecture_comparison/power_boundary_a9/bus_power_boundary_a9_v1.json</w:t>
+              <w:t>docs/architecture_comparison/power_boundary_a9_v2/bus_power_boundary_a9_v2.json</w:t>
             </w:r>
             <w:r>
               <w:t xml:space="preserve"> </w:t>
@@ -1226,7 +1316,7 @@
           </w:tcPr>
           <w:p>
             <w:r>
-              <w:t>A9.21 EXTERNAL_INPUTS: stay TBD; no code default used as mission truth; spacecraft drag basis REFERENCE_PARAMETRIC_NOT_FLIGHT</w:t>
+              <w:t>A9.21 EXTERNAL_INPUTS: stay TBD; no code default used as mission truth; design-state set BROAD_ENVELOPE_ALL_INCLINATIONS_ALL_LTAN_NOT_MISSION_ICD; spacecraft drag basis REFERENCE_PARAMETRIC_NOT_FLIGHT</w:t>
             </w:r>
           </w:p>
         </w:tc>
@@ -1236,7 +1326,7 @@
           </w:tcPr>
           <w:p>
             <w:r>
-              <w:t>request from DRDO at PDR; reference / parametric drag basis for interim studies only</w:t>
+              <w:t>request from DRDO at PDR; reference / parametric drag basis for interim studies only; a registered orbit narrows the design-state set in a new version</w:t>
             </w:r>
           </w:p>
         </w:tc>
@@ -1305,7 +1395,7 @@
               <w:t>Redundancy not designed.</w:t>
             </w:r>
             <w:r>
-              <w:t xml:space="preserve"> Meeting RFP-P18-02 / -09 adds mass and power to a budget that does not close.</w:t>
+              <w:t xml:space="preserve"> Meeting RFP-P18-02 / -09 adds mass and power to a mass budget that is not yet closed.</w:t>
             </w:r>
           </w:p>
         </w:tc>
@@ -1382,10 +1472,10 @@
               <w:rPr>
                 <w:b/>
               </w:rPr>
-              <w:t>Requirement basis not closed.</w:t>
+              <w:t>Requirement readings not closed with DRDO.</w:t>
             </w:r>
             <w:r>
-              <w:t xml:space="preserve"> RFP pages 1-15 and 34-40 unscreened; AG-15 owner closure open; DISC-01..10 open readings.</w:t>
+              <w:t xml:space="preserve"> RFP pages 1-15 and 34-40 not screened or transcribed by the repository (formats / annexures unchecked); DISC-01..10 open readings. AG-15 (requirement basis) is closed.</w:t>
             </w:r>
           </w:p>
         </w:tc>
@@ -1395,7 +1485,7 @@
           </w:tcPr>
           <w:p>
             <w:r>
-              <w:t>AG-15 RFP_REGISTERED_AND_RVM_REBASED_PENDING_OWNER_CLOSURE</w:t>
+              <w:t>AG-15 DETERMINING_EVIDENCE_PRESENT_NO_REMAINING_CONDITION; pages 1-15 / 34-40: owner page review OWNER_REVIEWED_NO_ADDITIONAL_TECHNICAL_PERFORMANCE_REQUIREMENT (A9.22 G3: technical-performance requirements only)</w:t>
             </w:r>
           </w:p>
         </w:tc>
@@ -1466,12 +1556,17 @@
         <w:pStyle w:val="Heading2"/>
       </w:pPr>
       <w:r>
-        <w:t>R-03 owner decision point: post-freeze caveat (verbatim)</w:t>
+        <w:t>Upstream basis (owner decision; replaces the earlier post-freeze caveat)</w:t>
       </w:r>
     </w:p>
     <w:p>
       <w:r>
-        <w:t xml:space="preserve">From </w:t>
+        <w:t>The earlier draft cited five hand-picked orbit-averaged design states and carried a post-freeze caveat recorded in the</w:t>
+      </w:r>
+    </w:p>
+    <w:p>
+      <w:r>
+        <w:t>historical v1 freeze record (</w:t>
       </w:r>
       <w:r>
         <w:rPr>
@@ -1480,68 +1575,45 @@
         <w:t>docs/bid/bid_technical_baseline.json</w:t>
       </w:r>
       <w:r>
-        <w:t xml:space="preserve"> </w:t>
+        <w:t>). The owner resolved it (A9.24 item 9, "Choose B"):</w:t>
+      </w:r>
+    </w:p>
+    <w:p>
+      <w:r>
+        <w:t>the package is re-frozen on a later verified technical source that includes the frozen 196-state design-state set</w:t>
+      </w:r>
+    </w:p>
+    <w:p>
+      <w:r>
+        <w:t>(</w:t>
       </w:r>
       <w:r>
         <w:rPr>
           <w:rFonts w:ascii="Consolas" w:hAnsi="Consolas"/>
         </w:rPr>
-        <w:t>post_freeze_commits_known_at_freeze.owner_attention</w:t>
+        <w:t>abep_sim/data/atmosphere_msis21_orbit_v1_design_states_v2.json</w:t>
       </w:r>
       <w:r>
-        <w:t xml:space="preserve"> (range </w:t>
+        <w:t xml:space="preserve">). At </w:t>
       </w:r>
       <w:r>
         <w:rPr>
           <w:rFonts w:ascii="Consolas" w:hAnsi="Consolas"/>
         </w:rPr>
-        <w:t>bbc480c..32c9e63</w:t>
+        <w:t>b0937e8</w:t>
       </w:r>
       <w:r>
-        <w:t>),</w:t>
+        <w:t xml:space="preserve"> the robust upstream set is EMPTY (F9-DF-01 EMPTY_ROBUST_SET_NOT_EVALUATED); this package therefore claims no</w:t>
       </w:r>
     </w:p>
     <w:p>
       <w:r>
-        <w:t>quoted verbatim:</w:t>
-      </w:r>
-    </w:p>
-    <w:p>
-      <w:pPr>
-        <w:pStyle w:val="IntenseQuote"/>
-      </w:pPr>
-      <w:r>
-        <w:t>at bbc480c the F1-F8 upstream design results rest on five hand-picked orbit-averaged states, which owner decision OD3 says must be replaced by the versioned design-state set; under that set (32c9e63) no robust upstream design survives (F9-DF-01: F8 robust Pareto set empty; F4 all-state frontier 0.0130 mg/s; no transient chain passes the orbit check). The submission must therefore not claim robust upstream (intake/compressor/feed) closure from the bbc480c F7/F8 numbers; owner to decide whether to cite them as five-state screening results or re-freeze at 32c9e63.</w:t>
+        <w:t>robust upstream (intake / compressor / feed) closure anywhere, and cites the upstream results only as recorded at the</w:t>
       </w:r>
     </w:p>
     <w:p>
       <w:r>
-        <w:t>This package follows the caveat: the bbc480c F7 / F8 values appear only as five-state screening results, and no robust</w:t>
-      </w:r>
-    </w:p>
-    <w:p>
-      <w:r>
-        <w:t xml:space="preserve">upstream closure is claimed anywhere. </w:t>
-      </w:r>
-      <w:r>
-        <w:rPr>
-          <w:b/>
-        </w:rPr>
-        <w:t>Owner decision required (OIR-TEC-01):</w:t>
-      </w:r>
-      <w:r>
-        <w:t xml:space="preserve"> keep this citation, or re-freeze at</w:t>
-      </w:r>
-    </w:p>
-    <w:p>
-      <w:r>
-        <w:rPr>
-          <w:rFonts w:ascii="Consolas" w:hAnsi="Consolas"/>
-        </w:rPr>
-        <w:t>32c9e63</w:t>
-      </w:r>
-      <w:r>
-        <w:t xml:space="preserve"> (in which case R-03 and RFP-P17-03 / -04, P18-05 must be re-cited at the new SHA).</w:t>
+        <w:t>technical source.</w:t>
       </w:r>
     </w:p>
     <w:sectPr>

--- a/docs/bid/package/docx/04_RISK_REGISTER.docx
+++ b/docs/bid/package/docx/04_RISK_REGISTER.docx
@@ -24,7 +24,7 @@
         <w:rPr>
           <w:rFonts w:ascii="Consolas" w:hAnsi="Consolas"/>
         </w:rPr>
-        <w:t>b0937e8</w:t>
+        <w:t>5eee4b8</w:t>
       </w:r>
       <w:r>
         <w:t xml:space="preserve"> (</w:t>
@@ -33,7 +33,7 @@
         <w:rPr>
           <w:rFonts w:ascii="Consolas" w:hAnsi="Consolas"/>
         </w:rPr>
-        <w:t>b0937e88b4ad21cb31c5778aac4b3dca88fdd94a</w:t>
+        <w:t>5eee4b8c82a9403b6bb82d5f8d324526f5d6399b</w:t>
       </w:r>
       <w:r>
         <w:t>, pinned by</w:t>
@@ -115,7 +115,7 @@
               <w:rPr>
                 <w:b/>
               </w:rPr>
-              <w:t>current state at b0937e8 (verbatim statuses)</w:t>
+              <w:t>current state at 5eee4b8 (verbatim statuses)</w:t>
             </w:r>
           </w:p>
         </w:tc>
@@ -918,7 +918,7 @@
           </w:tcPr>
           <w:p>
             <w:r>
-              <w:t>MASS INCOMPLETE_EVIDENCE / NOT_YET_CLOSED; current provisional planning / evidence roll-up (mass_power_a9_v4): dry 40.57 kg after a 20 % system margin; wet 42.57 / 45.57 / 50.57 kg at the 2 / 5 / 10 kg Xe planning / sensitivity cases (DOES_NOT_CLOSE in all 3 cases vs &lt; 40 kg); AL-09 has no value in this record and is excluded from the known part; no CBE, no measured mass; AG-11 INCOMPLETE_EVIDENCE (no CBE; AL-04 / AL-07 / AL-08 below evidence floors); flight Xe load NOT FROZEN</w:t>
+              <w:t>MASS INCOMPLETE_EVIDENCE / NOT_YET_CLOSED; current provisional planning / evidence roll-up (mass_power_a9_v5): dry 38.35 kg after a 10 % system margin; wet 40.35 / 43.35 / 48.35 kg at the 2 / 5 / 10 kg Xe planning / sensitivity cases (DOES_NOT_CLOSE in all 3 cases vs &lt; 40 kg); no CBE, no measured mass; AG-11 INCOMPLETE_EVIDENCE (no CBE; AL-04 / AL-07 / AL-08 below evidence floors); flight Xe load NOT FROZEN</w:t>
             </w:r>
           </w:p>
         </w:tc>
@@ -941,7 +941,7 @@
               <w:rPr>
                 <w:rFonts w:ascii="Consolas" w:hAnsi="Consolas"/>
               </w:rPr>
-              <w:t>docs/budgets/mass_power_a9_v4/mass_power_a9_v4.json</w:t>
+              <w:t>docs/budgets/mass_power_a9_v5/mass_power_a9_v5.json</w:t>
             </w:r>
             <w:r>
               <w:t xml:space="preserve"> </w:t>
@@ -989,7 +989,13 @@
               <w:t>#/owner_decision_summary/bid_mass_wording</w:t>
             </w:r>
             <w:r>
-              <w:t>; A9.26 record: post-source governing decision, not contained in the technical source - see README, 'Technical source'</w:t>
+              <w:t xml:space="preserve">; </w:t>
+            </w:r>
+            <w:r>
+              <w:rPr>
+                <w:rFonts w:ascii="Consolas" w:hAnsi="Consolas"/>
+              </w:rPr>
+              <w:t>docs/decisions/OD_2026_10_05_A9_26_mass_budget_owner_decisions.json</w:t>
             </w:r>
           </w:p>
         </w:tc>
@@ -1600,7 +1606,7 @@
         <w:rPr>
           <w:rFonts w:ascii="Consolas" w:hAnsi="Consolas"/>
         </w:rPr>
-        <w:t>b0937e8</w:t>
+        <w:t>5eee4b8</w:t>
       </w:r>
       <w:r>
         <w:t xml:space="preserve"> the robust upstream set is EMPTY (F9-DF-01 EMPTY_ROBUST_SET_NOT_EVALUATED); this package therefore claims no</w:t>

--- a/docs/bid/package/docx/04_RISK_REGISTER.docx
+++ b/docs/bid/package/docx/04_RISK_REGISTER.docx
@@ -1481,7 +1481,7 @@
               <w:t>Requirement readings not closed with DRDO.</w:t>
             </w:r>
             <w:r>
-              <w:t xml:space="preserve"> RFP pages 1-15 and 34-40 not screened or transcribed by the repository (formats / annexures unchecked); DISC-01..10 open readings. AG-15 (requirement basis) is closed.</w:t>
+              <w:t xml:space="preserve"> RFP pages 1-15 and 34-40 not transcribed by the repository; owner review complete (A9.27), Part IV(A)-(H) form completion pending; DISC-01..10 open readings. AG-15 (requirement basis) is closed.</w:t>
             </w:r>
           </w:p>
         </w:tc>
@@ -1501,7 +1501,7 @@
           </w:tcPr>
           <w:p>
             <w:r>
-              <w:t>owner page review (OIR-DOC-01); DRDO clarifications for DISC-02 / -03 / -05 / -07 / -09</w:t>
+              <w:t>Part IV(A)-(H) form completion and annexure numbering (OIR-DOC-01, 06_SUBMISSION_CHECKLIST.md); DRDO clarifications for DISC-02 / -03 / -05 / -07 / -09</w:t>
             </w:r>
           </w:p>
         </w:tc>
